--- a/Concord_kejs_1/Отчёт_Concord.docx
+++ b/Concord_kejs_1/Отчёт_Concord.docx
@@ -243,6 +243,18 @@
     </w:p>
     <w:p>
       <w:pPr>
+        <w:pStyle w:val="a3"/>
+        <w:numPr>
+          <w:ilvl w:val="0"/>
+          <w:numId w:val="4"/>
+        </w:numPr>
+      </w:pPr>
+      <w:r>
+        <w:t>Проведение документов</w:t>
+      </w:r>
+    </w:p>
+    <w:p>
+      <w:pPr>
         <w:ind w:firstLine="0"/>
       </w:pPr>
     </w:p>
@@ -262,8 +274,10 @@
           <w:numId w:val="5"/>
         </w:numPr>
       </w:pPr>
-      <w:r>
-        <w:t>Проведение документов</w:t>
+      <w:bookmarkStart w:id="0" w:name="_GoBack"/>
+      <w:bookmarkEnd w:id="0"/>
+      <w:r>
+        <w:t>Формирование отчёта</w:t>
       </w:r>
     </w:p>
     <w:p>
@@ -274,9 +288,11 @@
           <w:numId w:val="5"/>
         </w:numPr>
       </w:pPr>
-      <w:r>
-        <w:t>Формирование отчёта</w:t>
-      </w:r>
+      <w:proofErr w:type="spellStart"/>
+      <w:r>
+        <w:t>Логирование</w:t>
+      </w:r>
+      <w:proofErr w:type="spellEnd"/>
     </w:p>
     <w:p>
       <w:pPr>
@@ -286,20 +302,6 @@
           <w:numId w:val="5"/>
         </w:numPr>
       </w:pPr>
-      <w:proofErr w:type="spellStart"/>
-      <w:r>
-        <w:t>Логирование</w:t>
-      </w:r>
-      <w:proofErr w:type="spellEnd"/>
-    </w:p>
-    <w:p>
-      <w:pPr>
-        <w:pStyle w:val="a3"/>
-        <w:numPr>
-          <w:ilvl w:val="0"/>
-          <w:numId w:val="5"/>
-        </w:numPr>
-      </w:pPr>
       <w:r>
         <w:t>Обработка ошибок</w:t>
       </w:r>
@@ -335,8 +337,6 @@
         <w:lastRenderedPageBreak/>
         <w:t>Не получилось пройти авторизацию в 1С-веб клиенте с помощью блока «Авторизация в 1С-веб». Вместо этого использовались блоки веб-автоматизации</w:t>
       </w:r>
-      <w:bookmarkStart w:id="0" w:name="_GoBack"/>
-      <w:bookmarkEnd w:id="0"/>
     </w:p>
     <w:p>
       <w:pPr>
